--- a/BA/Part 4_Requirements Documentation-20260912/Done/Manual/FilledTemplates/DoR_DoD_Template.docx
+++ b/BA/Part 4_Requirements Documentation-20260912/Done/Manual/FilledTemplates/DoR_DoD_Template.docx
@@ -521,7 +521,7 @@
                 <w:sz w:val="28"/>
                 <w:szCs w:val="28"/>
               </w:rPr>
-              <w:t xml:space="preserve">The story is linked to its system requirement in the Requirements Classification and approved by the Product Owner.</w:t>
+              <w:t xml:space="preserve">The story is linked to its requirement in the Requirements Classification and approved by the Product Owner.</w:t>
             </w:r>
             <w:r>
               <w:rPr>
@@ -603,7 +603,7 @@
                 <w:sz w:val="28"/>
                 <w:szCs w:val="28"/>
               </w:rPr>
-              <w:t xml:space="preserve"> (N)</w:t>
+              <w:t xml:space="preserve"> (E)</w:t>
             </w:r>
           </w:p>
           <w:p>
@@ -961,7 +961,7 @@
                 <w:sz w:val="28"/>
                 <w:szCs w:val="28"/>
               </w:rPr>
-              <w:t xml:space="preserve">UI matches the wireframes, works on mobile and desktop and meets WCAG 2.2 AA.</w:t>
+              <w:t xml:space="preserve">UI matches the wireframes and works on phones and desktops, with the dark theme and both languages (UA / EN).</w:t>
             </w:r>
           </w:p>
           <w:p>
@@ -1007,7 +1007,7 @@
                 <w:sz w:val="28"/>
                 <w:szCs w:val="28"/>
               </w:rPr>
-              <w:t xml:space="preserve">Pages load in ≤ 2 s; AI requests run in a queue and do not block the interface.</w:t>
+              <w:t xml:space="preserve">Pages open within 2 s; AI requests run in the background and do not freeze the interface.</w:t>
             </w:r>
           </w:p>
           <w:p>
